--- a/Reactivos_por_Dimension/13_Sustancias_Licitas.docx
+++ b/Reactivos_por_Dimension/13_Sustancias_Licitas.docx
@@ -77,7 +77,7 @@
         <w:spacing w:after="150" w:before="300"/>
       </w:pPr>
       <w:r>
-        <w:t xml:space="preserve">Reactivos de la dimensión 13. Sustancias Lícitas (3 reactivos)</w:t>
+        <w:t xml:space="preserve">Reactivos de la dimensión 13. Sustancias Lícitas (10 reactivos)</w:t>
       </w:r>
     </w:p>
     <w:p>
@@ -86,7 +86,7 @@
         <w:spacing w:after="100" w:before="200"/>
       </w:pPr>
       <w:r>
-        <w:t xml:space="preserve">R049 — Frecuencia de consumo de alcohol/tabaco</w:t>
+        <w:t xml:space="preserve">R121 — Opinión/Actitud — indicador 1 (Frecuencia y cantidad declarada de consumo de alcohol o tabaco.)</w:t>
       </w:r>
     </w:p>
     <w:p>
@@ -101,7 +101,7 @@
         <w:t xml:space="preserve">Tipo de reactivo: </w:t>
       </w:r>
       <w:r>
-        <w:t xml:space="preserve">3-Involucramiento pasado</w:t>
+        <w:t xml:space="preserve">1-Opinión/Actitud</w:t>
       </w:r>
     </w:p>
     <w:p>
@@ -131,7 +131,7 @@
         <w:t xml:space="preserve">Pregunta completa (variante base): </w:t>
       </w:r>
       <w:r>
-        <w:t xml:space="preserve">En un mes típico, ¿con qué frecuencia consumes alcohol hasta un punto de notable embriaguez?</w:t>
+        <w:t xml:space="preserve">¿Qué tan de acuerdo estás con la siguiente idea: "Tomar alcohol hasta un punto de notable embriaguez de vez en cuando no debería considerarse un problema"?</w:t>
       </w:r>
     </w:p>
     <w:p>
@@ -152,34 +152,43 @@
         <w:ind w:left="200"/>
       </w:pPr>
       <w:r>
-        <w:t xml:space="preserve">Variante 1 (base): En un mes típico, ¿con qué frecuencia consumes alcohol hasta un punto de notable embriaguez?</w:t>
-      </w:r>
-    </w:p>
-    <w:p>
-      <w:pPr>
-        <w:spacing w:after="60"/>
-        <w:ind w:left="200"/>
-      </w:pPr>
-      <w:r>
-        <w:t xml:space="preserve">Variante 2: En una semana típica, ¿con qué frecuencia terminas una comida o reunión social habiendo tomado más alcohol del que pensabas tomar?</w:t>
-      </w:r>
-    </w:p>
-    <w:p>
-      <w:pPr>
-        <w:spacing w:after="60"/>
-        <w:ind w:left="200"/>
-      </w:pPr>
-      <w:r>
-        <w:t xml:space="preserve">Variante 3: En un mes típico, ¿con qué frecuencia fumas o consumes alguna sustancia legal (tabaco, vapeador) como forma de calmarte antes de una situación difícil?</w:t>
-      </w:r>
-    </w:p>
-    <w:p>
-      <w:pPr>
-        <w:spacing w:after="60"/>
-        <w:ind w:left="200"/>
-      </w:pPr>
-      <w:r>
-        <w:t xml:space="preserve">Variante 4: En un mes típico, ¿con qué frecuencia notas que otras personas te comentan que tomaste más alcohol de la cuenta en una salida?</w:t>
+        <w:t xml:space="preserve">Variante 1 (base): ¿Qué tan de acuerdo estás con la siguiente idea: "Tomar alcohol hasta un punto de notable embriaguez de vez en cuando no debería considerarse un problema"?</w:t>
+      </w:r>
+    </w:p>
+    <w:p>
+      <w:pPr>
+        <w:spacing w:after="60"/>
+        <w:ind w:left="200"/>
+      </w:pPr>
+      <w:r>
+        <w:t xml:space="preserve">Variante 2: En términos generales, ¿qué tan de acuerdo o en desacuerdo estás con esta afirmación: "Tomar alcohol hasta un punto de notable embriaguez de vez en cuando no debería considerarse un problema"?</w:t>
+      </w:r>
+    </w:p>
+    <w:p>
+      <w:pPr>
+        <w:spacing w:after="60"/>
+        <w:ind w:left="200"/>
+      </w:pPr>
+      <w:r>
+        <w:t xml:space="preserve">Variante 3: Lee la siguiente frase e indica tu nivel de acuerdo: "Tomar alcohol hasta un punto de notable embriaguez de vez en cuando no debería considerarse un problema".</w:t>
+      </w:r>
+    </w:p>
+    <w:p>
+      <w:pPr>
+        <w:spacing w:after="60"/>
+        <w:ind w:left="200"/>
+      </w:pPr>
+      <w:r>
+        <w:t xml:space="preserve">Variante 4: ¿Hasta qué punto compartes esta forma de pensar: "Tomar alcohol hasta un punto de notable embriaguez de vez en cuando no debería considerarse un problema"?</w:t>
+      </w:r>
+    </w:p>
+    <w:p>
+      <w:pPr>
+        <w:spacing w:after="60"/>
+        <w:ind w:left="200"/>
+      </w:pPr>
+      <w:r>
+        <w:t xml:space="preserve">Variante 5: Marca qué tan de acuerdo estás con la siguiente idea: "Tomar alcohol hasta un punto de notable embriaguez de vez en cuando no debería considerarse un problema".</w:t>
       </w:r>
     </w:p>
     <w:p>
@@ -194,7 +203,7 @@
         <w:t xml:space="preserve">Opciones de respuesta y valor de cada una: </w:t>
       </w:r>
       <w:r>
-        <w:t xml:space="preserve">Nunca (0) / Una vez al mes o menos (1) / Un par de veces al mes (2) / Una o más veces por semana (3)</w:t>
+        <w:t xml:space="preserve">Totalmente en desacuerdo (0) / En desacuerdo (1) / Algo de acuerdo (2) / De acuerdo (3) / Totalmente de acuerdo (4)</w:t>
       </w:r>
     </w:p>
     <w:p>
@@ -224,7 +233,7 @@
         <w:t xml:space="preserve">Respuesta de menor riesgo: </w:t>
       </w:r>
       <w:r>
-        <w:t xml:space="preserve">Nunca (valor 0)</w:t>
+        <w:t xml:space="preserve">Totalmente en desacuerdo (valor 0)</w:t>
       </w:r>
     </w:p>
     <w:p>
@@ -239,7 +248,7 @@
         <w:t xml:space="preserve">Valor psicométrico (cómo se transforma la respuesta cruda): </w:t>
       </w:r>
       <w:r>
-        <w:t xml:space="preserve">Escala 0-3 según el orden de las opciones listado arriba; reactivo directo, sin inversión.</w:t>
+        <w:t xml:space="preserve">Escala 0-4 según el orden de las opciones listado arriba; reactivo directo, sin inversión.</w:t>
       </w:r>
     </w:p>
     <w:p>
@@ -254,7 +263,7 @@
         <w:t xml:space="preserve">Reactivos de contraste (par espejo): </w:t>
       </w:r>
       <w:r>
-        <w:t xml:space="preserve">No aplica (las dimensiones Contextuales no tienen par espejo obligatorio, Fase 2 Sección 6).</w:t>
+        <w:t xml:space="preserve">R122 (par espejo 1 de la dimensión)</w:t>
       </w:r>
     </w:p>
     <w:p>
@@ -268,7 +277,7 @@
         <w:spacing w:after="100" w:before="200"/>
       </w:pPr>
       <w:r>
-        <w:t xml:space="preserve">R050 — Justificación del consumo como manejo del estrés</w:t>
+        <w:t xml:space="preserve">R122 — Intención futura — indicador 1 (Frecuencia y cantidad declarada de consumo de alcohol o tabaco.)</w:t>
       </w:r>
     </w:p>
     <w:p>
@@ -283,7 +292,7 @@
         <w:t xml:space="preserve">Tipo de reactivo: </w:t>
       </w:r>
       <w:r>
-        <w:t xml:space="preserve">1-Opinión/Actitud</w:t>
+        <w:t xml:space="preserve">6-Intención futura</w:t>
       </w:r>
     </w:p>
     <w:p>
@@ -298,7 +307,7 @@
         <w:t xml:space="preserve">Indicador conductual (Fase 1): </w:t>
       </w:r>
       <w:r>
-        <w:t xml:space="preserve">Justificación del consumo como forma habitual de manejo del estrés.</w:t>
+        <w:t xml:space="preserve">Frecuencia y cantidad declarada de consumo de alcohol o tabaco.</w:t>
       </w:r>
     </w:p>
     <w:p>
@@ -313,7 +322,7 @@
         <w:t xml:space="preserve">Pregunta completa (variante base): </w:t>
       </w:r>
       <w:r>
-        <w:t xml:space="preserve">¿Qué tan de acuerdo estás con la siguiente idea: 'Tomar alcohol es una forma válida y necesaria de manejar el estrés del trabajo'?</w:t>
+        <w:t xml:space="preserve">Si tuvieras un compromiso importante al día siguiente, ¿qué tan de acuerdo estás con que evitarías consumir alcohol hasta un punto de notable embriaguez la noche anterior?</w:t>
       </w:r>
     </w:p>
     <w:p>
@@ -334,34 +343,43 @@
         <w:ind w:left="200"/>
       </w:pPr>
       <w:r>
-        <w:t xml:space="preserve">Variante 1 (base): ¿Qué tan de acuerdo estás con la siguiente idea: 'Tomar alcohol es una forma válida y necesaria de manejar el estrés del trabajo'?</w:t>
-      </w:r>
-    </w:p>
-    <w:p>
-      <w:pPr>
-        <w:spacing w:after="60"/>
-        <w:ind w:left="200"/>
-      </w:pPr>
-      <w:r>
-        <w:t xml:space="preserve">Variante 2: ¿Qué tan de acuerdo estás con la siguiente idea: 'Una copa o dos de más en una celebración de trabajo no debería preocupar a nadie'?</w:t>
-      </w:r>
-    </w:p>
-    <w:p>
-      <w:pPr>
-        <w:spacing w:after="60"/>
-        <w:ind w:left="200"/>
-      </w:pPr>
-      <w:r>
-        <w:t xml:space="preserve">Variante 3: ¿Qué tan de acuerdo estás con la siguiente idea: 'Fumar o tomar alcohol regularmente es una forma aceptable de sobrellevar la presión del día a día'?</w:t>
-      </w:r>
-    </w:p>
-    <w:p>
-      <w:pPr>
-        <w:spacing w:after="60"/>
-        <w:ind w:left="200"/>
-      </w:pPr>
-      <w:r>
-        <w:t xml:space="preserve">Variante 4: ¿Qué tan de acuerdo estás con la siguiente idea: 'Si al día siguiente rindo bien en el trabajo, no importa cuánto haya bebido la noche anterior'?</w:t>
+        <w:t xml:space="preserve">Variante 1 (base): Si tuvieras un compromiso importante al día siguiente, ¿qué tan de acuerdo estás con que evitarías consumir alcohol hasta un punto de notable embriaguez la noche anterior?</w:t>
+      </w:r>
+    </w:p>
+    <w:p>
+      <w:pPr>
+        <w:spacing w:after="60"/>
+        <w:ind w:left="200"/>
+      </w:pPr>
+      <w:r>
+        <w:t xml:space="preserve">Variante 2: Imagina que tuvieras un compromiso importante al día siguiente. ¿Qué tan de acuerdo estás con que evitarías consumir alcohol hasta un punto de notable embriaguez la noche anterior?</w:t>
+      </w:r>
+    </w:p>
+    <w:p>
+      <w:pPr>
+        <w:spacing w:after="60"/>
+        <w:ind w:left="200"/>
+      </w:pPr>
+      <w:r>
+        <w:t xml:space="preserve">Variante 3: Ante esta situación: tuvieras un compromiso importante al día siguiente, ¿qué tan de acuerdo estás con que evitarías consumir alcohol hasta un punto de notable embriaguez la noche anterior?</w:t>
+      </w:r>
+    </w:p>
+    <w:p>
+      <w:pPr>
+        <w:spacing w:after="60"/>
+        <w:ind w:left="200"/>
+      </w:pPr>
+      <w:r>
+        <w:t xml:space="preserve">Variante 4: Supón que tuvieras un compromiso importante al día siguiente. ¿Qué tan de acuerdo estás en que evitarías consumir alcohol hasta un punto de notable embriaguez la noche anterior?</w:t>
+      </w:r>
+    </w:p>
+    <w:p>
+      <w:pPr>
+        <w:spacing w:after="60"/>
+        <w:ind w:left="200"/>
+      </w:pPr>
+      <w:r>
+        <w:t xml:space="preserve">Variante 5: Tuvieras un compromiso importante al día siguiente. ¿Qué tan de acuerdo estás con que evitarías consumir alcohol hasta un punto de notable embriaguez la noche anterior?</w:t>
       </w:r>
     </w:p>
     <w:p>
@@ -391,7 +409,7 @@
         <w:t xml:space="preserve">Dirección: </w:t>
       </w:r>
       <w:r>
-        <w:t xml:space="preserve">Directo</w:t>
+        <w:t xml:space="preserve">Inverso</w:t>
       </w:r>
     </w:p>
     <w:p>
@@ -406,7 +424,7 @@
         <w:t xml:space="preserve">Respuesta de menor riesgo: </w:t>
       </w:r>
       <w:r>
-        <w:t xml:space="preserve">Totalmente en desacuerdo (valor 0)</w:t>
+        <w:t xml:space="preserve">Totalmente de acuerdo (valor 4)</w:t>
       </w:r>
     </w:p>
     <w:p>
@@ -421,7 +439,7 @@
         <w:t xml:space="preserve">Valor psicométrico (cómo se transforma la respuesta cruda): </w:t>
       </w:r>
       <w:r>
-        <w:t xml:space="preserve">Escala 0-4 según el orden de las opciones listado arriba; reactivo directo, sin inversión.</w:t>
+        <w:t xml:space="preserve">Escala 0-4 según el orden de las opciones listado arriba; reactivo inverso: el valor de reactivo se calcula como 4 menos la respuesta cruda.</w:t>
       </w:r>
     </w:p>
     <w:p>
@@ -436,7 +454,7 @@
         <w:t xml:space="preserve">Reactivos de contraste (par espejo): </w:t>
       </w:r>
       <w:r>
-        <w:t xml:space="preserve">No aplica (las dimensiones Contextuales no tienen par espejo obligatorio, Fase 2 Sección 6).</w:t>
+        <w:t xml:space="preserve">R121 (par espejo 1 de la dimensión)</w:t>
       </w:r>
     </w:p>
     <w:p>
@@ -450,7 +468,7 @@
         <w:spacing w:after="100" w:before="200"/>
       </w:pPr>
       <w:r>
-        <w:t xml:space="preserve">R051 — Consumo previo a actividades donde afecta el desempeño</w:t>
+        <w:t xml:space="preserve">R123 — Involucramiento pasado — indicador 2 (Consumo en contextos o momentos donde afecta el desempeño posterior.)</w:t>
       </w:r>
     </w:p>
     <w:p>
@@ -465,6 +483,197 @@
         <w:t xml:space="preserve">Tipo de reactivo: </w:t>
       </w:r>
       <w:r>
+        <w:t xml:space="preserve">3-Involucramiento pasado</w:t>
+      </w:r>
+    </w:p>
+    <w:p>
+      <w:pPr>
+        <w:spacing w:after="90"/>
+      </w:pPr>
+      <w:r>
+        <w:rPr>
+          <w:b/>
+          <w:bCs/>
+        </w:rPr>
+        <w:t xml:space="preserve">Indicador conductual (Fase 1): </w:t>
+      </w:r>
+      <w:r>
+        <w:t xml:space="preserve">Consumo en contextos o momentos donde afecta el desempeño posterior.</w:t>
+      </w:r>
+    </w:p>
+    <w:p>
+      <w:pPr>
+        <w:spacing w:after="90"/>
+      </w:pPr>
+      <w:r>
+        <w:rPr>
+          <w:b/>
+          <w:bCs/>
+        </w:rPr>
+        <w:t xml:space="preserve">Pregunta completa (variante base): </w:t>
+      </w:r>
+      <w:r>
+        <w:t xml:space="preserve">En tu último año de actividad laboral, ¿cuántas veces consumiste alcohol u otra sustancia legal en un momento o contexto en el que después afectó tu desempeño?</w:t>
+      </w:r>
+    </w:p>
+    <w:p>
+      <w:pPr>
+        <w:spacing w:after="60"/>
+      </w:pPr>
+      <w:r>
+        <w:rPr>
+          <w:b/>
+          <w:bCs/>
+        </w:rPr>
+        <w:t xml:space="preserve">Variantes de redacción (se muestra 1 al azar por aplicación):</w:t>
+      </w:r>
+    </w:p>
+    <w:p>
+      <w:pPr>
+        <w:spacing w:after="60"/>
+        <w:ind w:left="200"/>
+      </w:pPr>
+      <w:r>
+        <w:t xml:space="preserve">Variante 1 (base): En tu último año de actividad laboral, ¿cuántas veces consumiste alcohol u otra sustancia legal en un momento o contexto en el que después afectó tu desempeño?</w:t>
+      </w:r>
+    </w:p>
+    <w:p>
+      <w:pPr>
+        <w:spacing w:after="60"/>
+        <w:ind w:left="200"/>
+      </w:pPr>
+      <w:r>
+        <w:t xml:space="preserve">Variante 2: Pensando en los últimos 12 meses, ¿cuántas veces consumiste alcohol u otra sustancia legal en un momento o contexto en el que después afectó tu desempeño?</w:t>
+      </w:r>
+    </w:p>
+    <w:p>
+      <w:pPr>
+        <w:spacing w:after="60"/>
+        <w:ind w:left="200"/>
+      </w:pPr>
+      <w:r>
+        <w:t xml:space="preserve">Variante 3: ¿Con qué frecuencia, en tu historial reciente, consumiste alcohol u otra sustancia legal en un momento o contexto en el que después afectó tu desempeño?</w:t>
+      </w:r>
+    </w:p>
+    <w:p>
+      <w:pPr>
+        <w:spacing w:after="60"/>
+        <w:ind w:left="200"/>
+      </w:pPr>
+      <w:r>
+        <w:t xml:space="preserve">Variante 4: En el último año, ¿cuántas veces te ha ocurrido que consumiste alcohol u otra sustancia legal en un momento o contexto en el que después afectó tu desempeño?</w:t>
+      </w:r>
+    </w:p>
+    <w:p>
+      <w:pPr>
+        <w:spacing w:after="60"/>
+        <w:ind w:left="200"/>
+      </w:pPr>
+      <w:r>
+        <w:t xml:space="preserve">Variante 5: Durante el último año, ¿cuántas veces consumiste alcohol u otra sustancia legal en un momento o contexto en el que después afectó tu desempeño?</w:t>
+      </w:r>
+    </w:p>
+    <w:p>
+      <w:pPr>
+        <w:spacing w:after="90"/>
+      </w:pPr>
+      <w:r>
+        <w:rPr>
+          <w:b/>
+          <w:bCs/>
+        </w:rPr>
+        <w:t xml:space="preserve">Opciones de respuesta y valor de cada una: </w:t>
+      </w:r>
+      <w:r>
+        <w:t xml:space="preserve">Ninguna vez (0) / Una vez (1) / Pocas veces (2) / Varias veces (3) / Muchas veces o de forma habitual (4)</w:t>
+      </w:r>
+    </w:p>
+    <w:p>
+      <w:pPr>
+        <w:spacing w:after="90"/>
+      </w:pPr>
+      <w:r>
+        <w:rPr>
+          <w:b/>
+          <w:bCs/>
+        </w:rPr>
+        <w:t xml:space="preserve">Dirección: </w:t>
+      </w:r>
+      <w:r>
+        <w:t xml:space="preserve">Directo</w:t>
+      </w:r>
+    </w:p>
+    <w:p>
+      <w:pPr>
+        <w:spacing w:after="90"/>
+      </w:pPr>
+      <w:r>
+        <w:rPr>
+          <w:b/>
+          <w:bCs/>
+        </w:rPr>
+        <w:t xml:space="preserve">Respuesta de menor riesgo: </w:t>
+      </w:r>
+      <w:r>
+        <w:t xml:space="preserve">Ninguna vez (valor 0)</w:t>
+      </w:r>
+    </w:p>
+    <w:p>
+      <w:pPr>
+        <w:spacing w:after="90"/>
+      </w:pPr>
+      <w:r>
+        <w:rPr>
+          <w:b/>
+          <w:bCs/>
+        </w:rPr>
+        <w:t xml:space="preserve">Valor psicométrico (cómo se transforma la respuesta cruda): </w:t>
+      </w:r>
+      <w:r>
+        <w:t xml:space="preserve">Escala 0-4 según el orden de las opciones listado arriba; reactivo directo, sin inversión.</w:t>
+      </w:r>
+    </w:p>
+    <w:p>
+      <w:pPr>
+        <w:spacing w:after="90"/>
+      </w:pPr>
+      <w:r>
+        <w:rPr>
+          <w:b/>
+          <w:bCs/>
+        </w:rPr>
+        <w:t xml:space="preserve">Reactivos de contraste (par espejo): </w:t>
+      </w:r>
+      <w:r>
+        <w:t xml:space="preserve">R124 (par espejo 2 de la dimensión)</w:t>
+      </w:r>
+    </w:p>
+    <w:p>
+      <w:pPr>
+        <w:spacing w:after="100"/>
+      </w:pPr>
+    </w:p>
+    <w:p>
+      <w:pPr>
+        <w:pStyle w:val="Heading3"/>
+        <w:spacing w:after="100" w:before="200"/>
+      </w:pPr>
+      <w:r>
+        <w:t xml:space="preserve">R124 — Escenario/dilema — indicador 2 (Consumo en contextos o momentos donde afecta el desempeño posterior.)</w:t>
+      </w:r>
+    </w:p>
+    <w:p>
+      <w:pPr>
+        <w:spacing w:after="90"/>
+      </w:pPr>
+      <w:r>
+        <w:rPr>
+          <w:b/>
+          <w:bCs/>
+        </w:rPr>
+        <w:t xml:space="preserve">Tipo de reactivo: </w:t>
+      </w:r>
+      <w:r>
         <w:t xml:space="preserve">4-Escenario/dilema</w:t>
       </w:r>
     </w:p>
@@ -525,25 +734,34 @@
         <w:ind w:left="200"/>
       </w:pPr>
       <w:r>
-        <w:t xml:space="preserve">Variante 2: Imagina que tienes un compromiso importante temprano al día siguiente y una celebración familiar esa misma noche. ¿Qué tan probable es que tomes alcohol hasta un punto que afecte tu descanso o tu desempeño al día siguiente?</w:t>
-      </w:r>
-    </w:p>
-    <w:p>
-      <w:pPr>
-        <w:spacing w:after="60"/>
-        <w:ind w:left="200"/>
-      </w:pPr>
-      <w:r>
-        <w:t xml:space="preserve">Variante 3: Imagina que estás en una reunión social donde casi todos están bebiendo bastante. ¿Qué tan probable es que sigas el ritmo del grupo aunque tú no tenías planeado tomar tanto?</w:t>
-      </w:r>
-    </w:p>
-    <w:p>
-      <w:pPr>
-        <w:spacing w:after="60"/>
-        <w:ind w:left="200"/>
-      </w:pPr>
-      <w:r>
-        <w:t xml:space="preserve">Variante 4: Imagina que tuviste un día muy estresante en el trabajo. ¿Qué tan probable es que recurras a fumar o tomar alcohol esa misma noche para 'desconectar'?</w:t>
+        <w:t xml:space="preserve">Variante 2: Supón que tienes un compromiso laboral importante temprano al día siguiente. ¿Qué tan probable es que de todas formas consumas alcohol la noche anterior hasta un punto que afecte tu desempeño?</w:t>
+      </w:r>
+    </w:p>
+    <w:p>
+      <w:pPr>
+        <w:spacing w:after="60"/>
+        <w:ind w:left="200"/>
+      </w:pPr>
+      <w:r>
+        <w:t xml:space="preserve">Variante 3: Piensa en la siguiente situación: tienes un compromiso laboral importante temprano al día siguiente. ¿Qué tan probable es que de todas formas consumas alcohol la noche anterior hasta un punto que afecte tu desempeño?</w:t>
+      </w:r>
+    </w:p>
+    <w:p>
+      <w:pPr>
+        <w:spacing w:after="60"/>
+        <w:ind w:left="200"/>
+      </w:pPr>
+      <w:r>
+        <w:t xml:space="preserve">Variante 4: Si te encontraras en esta situación: tienes un compromiso laboral importante temprano al día siguiente, ¿qué tan probable es que de todas formas consumas alcohol la noche anterior hasta un punto que afecte tu desempeño?</w:t>
+      </w:r>
+    </w:p>
+    <w:p>
+      <w:pPr>
+        <w:spacing w:after="60"/>
+        <w:ind w:left="200"/>
+      </w:pPr>
+      <w:r>
+        <w:t xml:space="preserve">Variante 5: Tienes un compromiso laboral importante temprano al día siguiente. ¿Qué tan probable dirías que es que de todas formas consumas alcohol la noche anterior hasta un punto que afecte tu desempeño?</w:t>
       </w:r>
     </w:p>
     <w:p>
@@ -618,7 +836,1153 @@
         <w:t xml:space="preserve">Reactivos de contraste (par espejo): </w:t>
       </w:r>
       <w:r>
-        <w:t xml:space="preserve">No aplica (las dimensiones Contextuales no tienen par espejo obligatorio, Fase 2 Sección 6).</w:t>
+        <w:t xml:space="preserve">R123 (par espejo 2 de la dimensión)</w:t>
+      </w:r>
+    </w:p>
+    <w:p>
+      <w:pPr>
+        <w:spacing w:after="100"/>
+      </w:pPr>
+    </w:p>
+    <w:p>
+      <w:pPr>
+        <w:pStyle w:val="Heading3"/>
+        <w:spacing w:after="100" w:before="200"/>
+      </w:pPr>
+      <w:r>
+        <w:t xml:space="preserve">R125 — Percepción de terceros — indicador 3 (Justificación del consumo como forma habitual de manejo del estrés.)</w:t>
+      </w:r>
+    </w:p>
+    <w:p>
+      <w:pPr>
+        <w:spacing w:after="90"/>
+      </w:pPr>
+      <w:r>
+        <w:rPr>
+          <w:b/>
+          <w:bCs/>
+        </w:rPr>
+        <w:t xml:space="preserve">Tipo de reactivo: </w:t>
+      </w:r>
+      <w:r>
+        <w:t xml:space="preserve">2-Percepción de terceros</w:t>
+      </w:r>
+    </w:p>
+    <w:p>
+      <w:pPr>
+        <w:spacing w:after="90"/>
+      </w:pPr>
+      <w:r>
+        <w:rPr>
+          <w:b/>
+          <w:bCs/>
+        </w:rPr>
+        <w:t xml:space="preserve">Indicador conductual (Fase 1): </w:t>
+      </w:r>
+      <w:r>
+        <w:t xml:space="preserve">Justificación del consumo como forma habitual de manejo del estrés.</w:t>
+      </w:r>
+    </w:p>
+    <w:p>
+      <w:pPr>
+        <w:spacing w:after="90"/>
+      </w:pPr>
+      <w:r>
+        <w:rPr>
+          <w:b/>
+          <w:bCs/>
+        </w:rPr>
+        <w:t xml:space="preserve">Pregunta completa (variante base): </w:t>
+      </w:r>
+      <w:r>
+        <w:t xml:space="preserve">En tu experiencia, ¿qué tan frecuente dirías que es que las personas de tu entorno usen el alcohol o el tabaco como su forma principal de manejar el estrés?</w:t>
+      </w:r>
+    </w:p>
+    <w:p>
+      <w:pPr>
+        <w:spacing w:after="60"/>
+      </w:pPr>
+      <w:r>
+        <w:rPr>
+          <w:b/>
+          <w:bCs/>
+        </w:rPr>
+        <w:t xml:space="preserve">Variantes de redacción (se muestra 1 al azar por aplicación):</w:t>
+      </w:r>
+    </w:p>
+    <w:p>
+      <w:pPr>
+        <w:spacing w:after="60"/>
+        <w:ind w:left="200"/>
+      </w:pPr>
+      <w:r>
+        <w:t xml:space="preserve">Variante 1 (base): En tu experiencia, ¿qué tan frecuente dirías que es que las personas de tu entorno usen el alcohol o el tabaco como su forma principal de manejar el estrés?</w:t>
+      </w:r>
+    </w:p>
+    <w:p>
+      <w:pPr>
+        <w:spacing w:after="60"/>
+        <w:ind w:left="200"/>
+      </w:pPr>
+      <w:r>
+        <w:t xml:space="preserve">Variante 2: Pensando en las personas de tu entorno laboral, ¿con qué frecuencia dirías que ocurre que las personas de tu entorno usen el alcohol o el tabaco como su forma principal de manejar el estrés?</w:t>
+      </w:r>
+    </w:p>
+    <w:p>
+      <w:pPr>
+        <w:spacing w:after="60"/>
+        <w:ind w:left="200"/>
+      </w:pPr>
+      <w:r>
+        <w:t xml:space="preserve">Variante 3: ¿Qué tan seguido dirías que observas que las personas de tu entorno usen el alcohol o el tabaco como su forma principal de manejar el estrés?</w:t>
+      </w:r>
+    </w:p>
+    <w:p>
+      <w:pPr>
+        <w:spacing w:after="60"/>
+        <w:ind w:left="200"/>
+      </w:pPr>
+      <w:r>
+        <w:t xml:space="preserve">Variante 4: Según lo que has visto, ¿qué tan común dirías que es que las personas de tu entorno usen el alcohol o el tabaco como su forma principal de manejar el estrés?</w:t>
+      </w:r>
+    </w:p>
+    <w:p>
+      <w:pPr>
+        <w:spacing w:after="60"/>
+        <w:ind w:left="200"/>
+      </w:pPr>
+      <w:r>
+        <w:t xml:space="preserve">Variante 5: En tu entorno, ¿qué tan frecuentemente dirías que sucede que las personas de tu entorno usen el alcohol o el tabaco como su forma principal de manejar el estrés?</w:t>
+      </w:r>
+    </w:p>
+    <w:p>
+      <w:pPr>
+        <w:spacing w:after="90"/>
+      </w:pPr>
+      <w:r>
+        <w:rPr>
+          <w:b/>
+          <w:bCs/>
+        </w:rPr>
+        <w:t xml:space="preserve">Opciones de respuesta y valor de cada una: </w:t>
+      </w:r>
+      <w:r>
+        <w:t xml:space="preserve">Nunca o muy raro (0) / Ocasionalmente (1) / Con cierta frecuencia (2) / Muy frecuentemente (3)</w:t>
+      </w:r>
+    </w:p>
+    <w:p>
+      <w:pPr>
+        <w:spacing w:after="90"/>
+      </w:pPr>
+      <w:r>
+        <w:rPr>
+          <w:b/>
+          <w:bCs/>
+        </w:rPr>
+        <w:t xml:space="preserve">Dirección: </w:t>
+      </w:r>
+      <w:r>
+        <w:t xml:space="preserve">Directo</w:t>
+      </w:r>
+    </w:p>
+    <w:p>
+      <w:pPr>
+        <w:spacing w:after="90"/>
+      </w:pPr>
+      <w:r>
+        <w:rPr>
+          <w:b/>
+          <w:bCs/>
+        </w:rPr>
+        <w:t xml:space="preserve">Respuesta de menor riesgo: </w:t>
+      </w:r>
+      <w:r>
+        <w:t xml:space="preserve">Nunca o muy raro (valor 0)</w:t>
+      </w:r>
+    </w:p>
+    <w:p>
+      <w:pPr>
+        <w:spacing w:after="90"/>
+      </w:pPr>
+      <w:r>
+        <w:rPr>
+          <w:b/>
+          <w:bCs/>
+        </w:rPr>
+        <w:t xml:space="preserve">Valor psicométrico (cómo se transforma la respuesta cruda): </w:t>
+      </w:r>
+      <w:r>
+        <w:t xml:space="preserve">Escala 0-3 según el orden de las opciones listado arriba; reactivo directo, sin inversión.</w:t>
+      </w:r>
+    </w:p>
+    <w:p>
+      <w:pPr>
+        <w:spacing w:after="90"/>
+      </w:pPr>
+      <w:r>
+        <w:rPr>
+          <w:b/>
+          <w:bCs/>
+        </w:rPr>
+        <w:t xml:space="preserve">Reactivos de contraste (par espejo): </w:t>
+      </w:r>
+      <w:r>
+        <w:t xml:space="preserve">R126 (par espejo 3 de la dimensión)</w:t>
+      </w:r>
+    </w:p>
+    <w:p>
+      <w:pPr>
+        <w:spacing w:after="100"/>
+      </w:pPr>
+    </w:p>
+    <w:p>
+      <w:pPr>
+        <w:pStyle w:val="Heading3"/>
+        <w:spacing w:after="100" w:before="200"/>
+      </w:pPr>
+      <w:r>
+        <w:t xml:space="preserve">R126 — Opinión/Actitud — indicador 3 (Justificación del consumo como forma habitual de manejo del estrés.)</w:t>
+      </w:r>
+    </w:p>
+    <w:p>
+      <w:pPr>
+        <w:spacing w:after="90"/>
+      </w:pPr>
+      <w:r>
+        <w:rPr>
+          <w:b/>
+          <w:bCs/>
+        </w:rPr>
+        <w:t xml:space="preserve">Tipo de reactivo: </w:t>
+      </w:r>
+      <w:r>
+        <w:t xml:space="preserve">1-Opinión/Actitud</w:t>
+      </w:r>
+    </w:p>
+    <w:p>
+      <w:pPr>
+        <w:spacing w:after="90"/>
+      </w:pPr>
+      <w:r>
+        <w:rPr>
+          <w:b/>
+          <w:bCs/>
+        </w:rPr>
+        <w:t xml:space="preserve">Indicador conductual (Fase 1): </w:t>
+      </w:r>
+      <w:r>
+        <w:t xml:space="preserve">Justificación del consumo como forma habitual de manejo del estrés.</w:t>
+      </w:r>
+    </w:p>
+    <w:p>
+      <w:pPr>
+        <w:spacing w:after="90"/>
+      </w:pPr>
+      <w:r>
+        <w:rPr>
+          <w:b/>
+          <w:bCs/>
+        </w:rPr>
+        <w:t xml:space="preserve">Pregunta completa (variante base): </w:t>
+      </w:r>
+      <w:r>
+        <w:t xml:space="preserve">¿Qué tan de acuerdo estás con la siguiente idea: "Tomar alcohol es una forma válida y necesaria de manejar el estrés del trabajo"?</w:t>
+      </w:r>
+    </w:p>
+    <w:p>
+      <w:pPr>
+        <w:spacing w:after="60"/>
+      </w:pPr>
+      <w:r>
+        <w:rPr>
+          <w:b/>
+          <w:bCs/>
+        </w:rPr>
+        <w:t xml:space="preserve">Variantes de redacción (se muestra 1 al azar por aplicación):</w:t>
+      </w:r>
+    </w:p>
+    <w:p>
+      <w:pPr>
+        <w:spacing w:after="60"/>
+        <w:ind w:left="200"/>
+      </w:pPr>
+      <w:r>
+        <w:t xml:space="preserve">Variante 1 (base): ¿Qué tan de acuerdo estás con la siguiente idea: "Tomar alcohol es una forma válida y necesaria de manejar el estrés del trabajo"?</w:t>
+      </w:r>
+    </w:p>
+    <w:p>
+      <w:pPr>
+        <w:spacing w:after="60"/>
+        <w:ind w:left="200"/>
+      </w:pPr>
+      <w:r>
+        <w:t xml:space="preserve">Variante 2: En términos generales, ¿qué tan de acuerdo o en desacuerdo estás con esta afirmación: "Tomar alcohol es una forma válida y necesaria de manejar el estrés del trabajo"?</w:t>
+      </w:r>
+    </w:p>
+    <w:p>
+      <w:pPr>
+        <w:spacing w:after="60"/>
+        <w:ind w:left="200"/>
+      </w:pPr>
+      <w:r>
+        <w:t xml:space="preserve">Variante 3: Lee la siguiente frase e indica tu nivel de acuerdo: "Tomar alcohol es una forma válida y necesaria de manejar el estrés del trabajo".</w:t>
+      </w:r>
+    </w:p>
+    <w:p>
+      <w:pPr>
+        <w:spacing w:after="60"/>
+        <w:ind w:left="200"/>
+      </w:pPr>
+      <w:r>
+        <w:t xml:space="preserve">Variante 4: ¿Hasta qué punto compartes esta forma de pensar: "Tomar alcohol es una forma válida y necesaria de manejar el estrés del trabajo"?</w:t>
+      </w:r>
+    </w:p>
+    <w:p>
+      <w:pPr>
+        <w:spacing w:after="60"/>
+        <w:ind w:left="200"/>
+      </w:pPr>
+      <w:r>
+        <w:t xml:space="preserve">Variante 5: Marca qué tan de acuerdo estás con la siguiente idea: "Tomar alcohol es una forma válida y necesaria de manejar el estrés del trabajo".</w:t>
+      </w:r>
+    </w:p>
+    <w:p>
+      <w:pPr>
+        <w:spacing w:after="90"/>
+      </w:pPr>
+      <w:r>
+        <w:rPr>
+          <w:b/>
+          <w:bCs/>
+        </w:rPr>
+        <w:t xml:space="preserve">Opciones de respuesta y valor de cada una: </w:t>
+      </w:r>
+      <w:r>
+        <w:t xml:space="preserve">Totalmente en desacuerdo (0) / En desacuerdo (1) / Algo de acuerdo (2) / De acuerdo (3) / Totalmente de acuerdo (4)</w:t>
+      </w:r>
+    </w:p>
+    <w:p>
+      <w:pPr>
+        <w:spacing w:after="90"/>
+      </w:pPr>
+      <w:r>
+        <w:rPr>
+          <w:b/>
+          <w:bCs/>
+        </w:rPr>
+        <w:t xml:space="preserve">Dirección: </w:t>
+      </w:r>
+      <w:r>
+        <w:t xml:space="preserve">Directo</w:t>
+      </w:r>
+    </w:p>
+    <w:p>
+      <w:pPr>
+        <w:spacing w:after="90"/>
+      </w:pPr>
+      <w:r>
+        <w:rPr>
+          <w:b/>
+          <w:bCs/>
+        </w:rPr>
+        <w:t xml:space="preserve">Respuesta de menor riesgo: </w:t>
+      </w:r>
+      <w:r>
+        <w:t xml:space="preserve">Totalmente en desacuerdo (valor 0)</w:t>
+      </w:r>
+    </w:p>
+    <w:p>
+      <w:pPr>
+        <w:spacing w:after="90"/>
+      </w:pPr>
+      <w:r>
+        <w:rPr>
+          <w:b/>
+          <w:bCs/>
+        </w:rPr>
+        <w:t xml:space="preserve">Valor psicométrico (cómo se transforma la respuesta cruda): </w:t>
+      </w:r>
+      <w:r>
+        <w:t xml:space="preserve">Escala 0-4 según el orden de las opciones listado arriba; reactivo directo, sin inversión.</w:t>
+      </w:r>
+    </w:p>
+    <w:p>
+      <w:pPr>
+        <w:spacing w:after="90"/>
+      </w:pPr>
+      <w:r>
+        <w:rPr>
+          <w:b/>
+          <w:bCs/>
+        </w:rPr>
+        <w:t xml:space="preserve">Reactivos de contraste (par espejo): </w:t>
+      </w:r>
+      <w:r>
+        <w:t xml:space="preserve">R125 (par espejo 3 de la dimensión)</w:t>
+      </w:r>
+    </w:p>
+    <w:p>
+      <w:pPr>
+        <w:spacing w:after="100"/>
+      </w:pPr>
+    </w:p>
+    <w:p>
+      <w:pPr>
+        <w:pStyle w:val="Heading3"/>
+        <w:spacing w:after="100" w:before="200"/>
+      </w:pPr>
+      <w:r>
+        <w:t xml:space="preserve">R127 — Involucramiento pasado — indicador 4 (Percepción de bajo riesgo asociado al propio patrón de consumo.)</w:t>
+      </w:r>
+    </w:p>
+    <w:p>
+      <w:pPr>
+        <w:spacing w:after="90"/>
+      </w:pPr>
+      <w:r>
+        <w:rPr>
+          <w:b/>
+          <w:bCs/>
+        </w:rPr>
+        <w:t xml:space="preserve">Tipo de reactivo: </w:t>
+      </w:r>
+      <w:r>
+        <w:t xml:space="preserve">3-Involucramiento pasado</w:t>
+      </w:r>
+    </w:p>
+    <w:p>
+      <w:pPr>
+        <w:spacing w:after="90"/>
+      </w:pPr>
+      <w:r>
+        <w:rPr>
+          <w:b/>
+          <w:bCs/>
+        </w:rPr>
+        <w:t xml:space="preserve">Indicador conductual (Fase 1): </w:t>
+      </w:r>
+      <w:r>
+        <w:t xml:space="preserve">Percepción de bajo riesgo asociado al propio patrón de consumo.</w:t>
+      </w:r>
+    </w:p>
+    <w:p>
+      <w:pPr>
+        <w:spacing w:after="90"/>
+      </w:pPr>
+      <w:r>
+        <w:rPr>
+          <w:b/>
+          <w:bCs/>
+        </w:rPr>
+        <w:t xml:space="preserve">Pregunta completa (variante base): </w:t>
+      </w:r>
+      <w:r>
+        <w:t xml:space="preserve">En tu último año de actividad laboral, ¿cuántas veces pensaste que tu propio patrón de consumo de alcohol o tabaco no representaba ningún riesgo, aunque otros te hayan comentado lo contrario?</w:t>
+      </w:r>
+    </w:p>
+    <w:p>
+      <w:pPr>
+        <w:spacing w:after="60"/>
+      </w:pPr>
+      <w:r>
+        <w:rPr>
+          <w:b/>
+          <w:bCs/>
+        </w:rPr>
+        <w:t xml:space="preserve">Variantes de redacción (se muestra 1 al azar por aplicación):</w:t>
+      </w:r>
+    </w:p>
+    <w:p>
+      <w:pPr>
+        <w:spacing w:after="60"/>
+        <w:ind w:left="200"/>
+      </w:pPr>
+      <w:r>
+        <w:t xml:space="preserve">Variante 1 (base): En tu último año de actividad laboral, ¿cuántas veces pensaste que tu propio patrón de consumo de alcohol o tabaco no representaba ningún riesgo, aunque otros te hayan comentado lo contrario?</w:t>
+      </w:r>
+    </w:p>
+    <w:p>
+      <w:pPr>
+        <w:spacing w:after="60"/>
+        <w:ind w:left="200"/>
+      </w:pPr>
+      <w:r>
+        <w:t xml:space="preserve">Variante 2: Pensando en los últimos 12 meses, ¿cuántas veces pensaste que tu propio patrón de consumo de alcohol o tabaco no representaba ningún riesgo, aunque otros te hayan comentado lo contrario?</w:t>
+      </w:r>
+    </w:p>
+    <w:p>
+      <w:pPr>
+        <w:spacing w:after="60"/>
+        <w:ind w:left="200"/>
+      </w:pPr>
+      <w:r>
+        <w:t xml:space="preserve">Variante 3: ¿Con qué frecuencia, en tu historial reciente, pensaste que tu propio patrón de consumo de alcohol o tabaco no representaba ningún riesgo, aunque otros te hayan comentado lo contrario?</w:t>
+      </w:r>
+    </w:p>
+    <w:p>
+      <w:pPr>
+        <w:spacing w:after="60"/>
+        <w:ind w:left="200"/>
+      </w:pPr>
+      <w:r>
+        <w:t xml:space="preserve">Variante 4: En el último año, ¿cuántas veces te ha ocurrido que pensaste que tu propio patrón de consumo de alcohol o tabaco no representaba ningún riesgo, aunque otros te hayan comentado lo contrario?</w:t>
+      </w:r>
+    </w:p>
+    <w:p>
+      <w:pPr>
+        <w:spacing w:after="60"/>
+        <w:ind w:left="200"/>
+      </w:pPr>
+      <w:r>
+        <w:t xml:space="preserve">Variante 5: Durante el último año, ¿cuántas veces pensaste que tu propio patrón de consumo de alcohol o tabaco no representaba ningún riesgo, aunque otros te hayan comentado lo contrario?</w:t>
+      </w:r>
+    </w:p>
+    <w:p>
+      <w:pPr>
+        <w:spacing w:after="90"/>
+      </w:pPr>
+      <w:r>
+        <w:rPr>
+          <w:b/>
+          <w:bCs/>
+        </w:rPr>
+        <w:t xml:space="preserve">Opciones de respuesta y valor de cada una: </w:t>
+      </w:r>
+      <w:r>
+        <w:t xml:space="preserve">Ninguna vez (0) / Una vez (1) / Pocas veces (2) / Varias veces (3) / Muchas veces o de forma habitual (4)</w:t>
+      </w:r>
+    </w:p>
+    <w:p>
+      <w:pPr>
+        <w:spacing w:after="90"/>
+      </w:pPr>
+      <w:r>
+        <w:rPr>
+          <w:b/>
+          <w:bCs/>
+        </w:rPr>
+        <w:t xml:space="preserve">Dirección: </w:t>
+      </w:r>
+      <w:r>
+        <w:t xml:space="preserve">Directo</w:t>
+      </w:r>
+    </w:p>
+    <w:p>
+      <w:pPr>
+        <w:spacing w:after="90"/>
+      </w:pPr>
+      <w:r>
+        <w:rPr>
+          <w:b/>
+          <w:bCs/>
+        </w:rPr>
+        <w:t xml:space="preserve">Respuesta de menor riesgo: </w:t>
+      </w:r>
+      <w:r>
+        <w:t xml:space="preserve">Ninguna vez (valor 0)</w:t>
+      </w:r>
+    </w:p>
+    <w:p>
+      <w:pPr>
+        <w:spacing w:after="90"/>
+      </w:pPr>
+      <w:r>
+        <w:rPr>
+          <w:b/>
+          <w:bCs/>
+        </w:rPr>
+        <w:t xml:space="preserve">Valor psicométrico (cómo se transforma la respuesta cruda): </w:t>
+      </w:r>
+      <w:r>
+        <w:t xml:space="preserve">Escala 0-4 según el orden de las opciones listado arriba; reactivo directo, sin inversión.</w:t>
+      </w:r>
+    </w:p>
+    <w:p>
+      <w:pPr>
+        <w:spacing w:after="90"/>
+      </w:pPr>
+      <w:r>
+        <w:rPr>
+          <w:b/>
+          <w:bCs/>
+        </w:rPr>
+        <w:t xml:space="preserve">Reactivos de contraste (par espejo): </w:t>
+      </w:r>
+      <w:r>
+        <w:t xml:space="preserve">R128 (par espejo 4 de la dimensión)</w:t>
+      </w:r>
+    </w:p>
+    <w:p>
+      <w:pPr>
+        <w:spacing w:after="100"/>
+      </w:pPr>
+    </w:p>
+    <w:p>
+      <w:pPr>
+        <w:pStyle w:val="Heading3"/>
+        <w:spacing w:after="100" w:before="200"/>
+      </w:pPr>
+      <w:r>
+        <w:t xml:space="preserve">R128 — Intención futura — indicador 4 (Percepción de bajo riesgo asociado al propio patrón de consumo.)</w:t>
+      </w:r>
+    </w:p>
+    <w:p>
+      <w:pPr>
+        <w:spacing w:after="90"/>
+      </w:pPr>
+      <w:r>
+        <w:rPr>
+          <w:b/>
+          <w:bCs/>
+        </w:rPr>
+        <w:t xml:space="preserve">Tipo de reactivo: </w:t>
+      </w:r>
+      <w:r>
+        <w:t xml:space="preserve">6-Intención futura</w:t>
+      </w:r>
+    </w:p>
+    <w:p>
+      <w:pPr>
+        <w:spacing w:after="90"/>
+      </w:pPr>
+      <w:r>
+        <w:rPr>
+          <w:b/>
+          <w:bCs/>
+        </w:rPr>
+        <w:t xml:space="preserve">Indicador conductual (Fase 1): </w:t>
+      </w:r>
+      <w:r>
+        <w:t xml:space="preserve">Percepción de bajo riesgo asociado al propio patrón de consumo.</w:t>
+      </w:r>
+    </w:p>
+    <w:p>
+      <w:pPr>
+        <w:spacing w:after="90"/>
+      </w:pPr>
+      <w:r>
+        <w:rPr>
+          <w:b/>
+          <w:bCs/>
+        </w:rPr>
+        <w:t xml:space="preserve">Pregunta completa (variante base): </w:t>
+      </w:r>
+      <w:r>
+        <w:t xml:space="preserve">Si alguien cercano te dijera que está preocupado por la frecuencia con la que consumes alcohol o tabaco, ¿qué tan de acuerdo estás con que tomarías en serio ese comentario en lugar de descartarlo?</w:t>
+      </w:r>
+    </w:p>
+    <w:p>
+      <w:pPr>
+        <w:spacing w:after="60"/>
+      </w:pPr>
+      <w:r>
+        <w:rPr>
+          <w:b/>
+          <w:bCs/>
+        </w:rPr>
+        <w:t xml:space="preserve">Variantes de redacción (se muestra 1 al azar por aplicación):</w:t>
+      </w:r>
+    </w:p>
+    <w:p>
+      <w:pPr>
+        <w:spacing w:after="60"/>
+        <w:ind w:left="200"/>
+      </w:pPr>
+      <w:r>
+        <w:t xml:space="preserve">Variante 1 (base): Si alguien cercano te dijera que está preocupado por la frecuencia con la que consumes alcohol o tabaco, ¿qué tan de acuerdo estás con que tomarías en serio ese comentario en lugar de descartarlo?</w:t>
+      </w:r>
+    </w:p>
+    <w:p>
+      <w:pPr>
+        <w:spacing w:after="60"/>
+        <w:ind w:left="200"/>
+      </w:pPr>
+      <w:r>
+        <w:t xml:space="preserve">Variante 2: Imagina que alguien cercano te dijera que está preocupado por la frecuencia con la que consumes alcohol o tabaco. ¿Qué tan de acuerdo estás con que tomarías en serio ese comentario en lugar de descartarlo?</w:t>
+      </w:r>
+    </w:p>
+    <w:p>
+      <w:pPr>
+        <w:spacing w:after="60"/>
+        <w:ind w:left="200"/>
+      </w:pPr>
+      <w:r>
+        <w:t xml:space="preserve">Variante 3: Ante esta situación: alguien cercano te dijera que está preocupado por la frecuencia con la que consumes alcohol o tabaco, ¿qué tan de acuerdo estás con que tomarías en serio ese comentario en lugar de descartarlo?</w:t>
+      </w:r>
+    </w:p>
+    <w:p>
+      <w:pPr>
+        <w:spacing w:after="60"/>
+        <w:ind w:left="200"/>
+      </w:pPr>
+      <w:r>
+        <w:t xml:space="preserve">Variante 4: Supón que alguien cercano te dijera que está preocupado por la frecuencia con la que consumes alcohol o tabaco. ¿Qué tan de acuerdo estás en que tomarías en serio ese comentario en lugar de descartarlo?</w:t>
+      </w:r>
+    </w:p>
+    <w:p>
+      <w:pPr>
+        <w:spacing w:after="60"/>
+        <w:ind w:left="200"/>
+      </w:pPr>
+      <w:r>
+        <w:t xml:space="preserve">Variante 5: Alguien cercano te dijera que está preocupado por la frecuencia con la que consumes alcohol o tabaco. ¿Qué tan de acuerdo estás con que tomarías en serio ese comentario en lugar de descartarlo?</w:t>
+      </w:r>
+    </w:p>
+    <w:p>
+      <w:pPr>
+        <w:spacing w:after="90"/>
+      </w:pPr>
+      <w:r>
+        <w:rPr>
+          <w:b/>
+          <w:bCs/>
+        </w:rPr>
+        <w:t xml:space="preserve">Opciones de respuesta y valor de cada una: </w:t>
+      </w:r>
+      <w:r>
+        <w:t xml:space="preserve">Totalmente en desacuerdo (0) / En desacuerdo (1) / Algo de acuerdo (2) / De acuerdo (3) / Totalmente de acuerdo (4)</w:t>
+      </w:r>
+    </w:p>
+    <w:p>
+      <w:pPr>
+        <w:spacing w:after="90"/>
+      </w:pPr>
+      <w:r>
+        <w:rPr>
+          <w:b/>
+          <w:bCs/>
+        </w:rPr>
+        <w:t xml:space="preserve">Dirección: </w:t>
+      </w:r>
+      <w:r>
+        <w:t xml:space="preserve">Inverso</w:t>
+      </w:r>
+    </w:p>
+    <w:p>
+      <w:pPr>
+        <w:spacing w:after="90"/>
+      </w:pPr>
+      <w:r>
+        <w:rPr>
+          <w:b/>
+          <w:bCs/>
+        </w:rPr>
+        <w:t xml:space="preserve">Respuesta de menor riesgo: </w:t>
+      </w:r>
+      <w:r>
+        <w:t xml:space="preserve">Totalmente de acuerdo (valor 4)</w:t>
+      </w:r>
+    </w:p>
+    <w:p>
+      <w:pPr>
+        <w:spacing w:after="90"/>
+      </w:pPr>
+      <w:r>
+        <w:rPr>
+          <w:b/>
+          <w:bCs/>
+        </w:rPr>
+        <w:t xml:space="preserve">Valor psicométrico (cómo se transforma la respuesta cruda): </w:t>
+      </w:r>
+      <w:r>
+        <w:t xml:space="preserve">Escala 0-4 según el orden de las opciones listado arriba; reactivo inverso: el valor de reactivo se calcula como 4 menos la respuesta cruda.</w:t>
+      </w:r>
+    </w:p>
+    <w:p>
+      <w:pPr>
+        <w:spacing w:after="90"/>
+      </w:pPr>
+      <w:r>
+        <w:rPr>
+          <w:b/>
+          <w:bCs/>
+        </w:rPr>
+        <w:t xml:space="preserve">Reactivos de contraste (par espejo): </w:t>
+      </w:r>
+      <w:r>
+        <w:t xml:space="preserve">R127 (par espejo 4 de la dimensión)</w:t>
+      </w:r>
+    </w:p>
+    <w:p>
+      <w:pPr>
+        <w:spacing w:after="100"/>
+      </w:pPr>
+    </w:p>
+    <w:p>
+      <w:pPr>
+        <w:pStyle w:val="Heading3"/>
+        <w:spacing w:after="100" w:before="200"/>
+      </w:pPr>
+      <w:r>
+        <w:t xml:space="preserve">R129 — Escenario/dilema — indicador 1 (Frecuencia y cantidad declarada de consumo de alcohol o tabaco.)</w:t>
+      </w:r>
+    </w:p>
+    <w:p>
+      <w:pPr>
+        <w:spacing w:after="90"/>
+      </w:pPr>
+      <w:r>
+        <w:rPr>
+          <w:b/>
+          <w:bCs/>
+        </w:rPr>
+        <w:t xml:space="preserve">Tipo de reactivo: </w:t>
+      </w:r>
+      <w:r>
+        <w:t xml:space="preserve">4-Escenario/dilema</w:t>
+      </w:r>
+    </w:p>
+    <w:p>
+      <w:pPr>
+        <w:spacing w:after="90"/>
+      </w:pPr>
+      <w:r>
+        <w:rPr>
+          <w:b/>
+          <w:bCs/>
+        </w:rPr>
+        <w:t xml:space="preserve">Indicador conductual (Fase 1): </w:t>
+      </w:r>
+      <w:r>
+        <w:t xml:space="preserve">Frecuencia y cantidad declarada de consumo de alcohol o tabaco.</w:t>
+      </w:r>
+    </w:p>
+    <w:p>
+      <w:pPr>
+        <w:spacing w:after="90"/>
+      </w:pPr>
+      <w:r>
+        <w:rPr>
+          <w:b/>
+          <w:bCs/>
+        </w:rPr>
+        <w:t xml:space="preserve">Pregunta completa (variante base): </w:t>
+      </w:r>
+      <w:r>
+        <w:t xml:space="preserve">Imagina que tienes un evento social donde se consume alcohol, la noche antes de un compromiso importante al día siguiente. ¿Qué tan probable es que consumas alcohol hasta un punto que pueda afectar tu desempeño al día siguiente?</w:t>
+      </w:r>
+    </w:p>
+    <w:p>
+      <w:pPr>
+        <w:spacing w:after="60"/>
+      </w:pPr>
+      <w:r>
+        <w:rPr>
+          <w:b/>
+          <w:bCs/>
+        </w:rPr>
+        <w:t xml:space="preserve">Variantes de redacción (se muestra 1 al azar por aplicación):</w:t>
+      </w:r>
+    </w:p>
+    <w:p>
+      <w:pPr>
+        <w:spacing w:after="60"/>
+        <w:ind w:left="200"/>
+      </w:pPr>
+      <w:r>
+        <w:t xml:space="preserve">Variante 1 (base): Imagina que tienes un evento social donde se consume alcohol, la noche antes de un compromiso importante al día siguiente. ¿Qué tan probable es que consumas alcohol hasta un punto que pueda afectar tu desempeño al día siguiente?</w:t>
+      </w:r>
+    </w:p>
+    <w:p>
+      <w:pPr>
+        <w:spacing w:after="60"/>
+        <w:ind w:left="200"/>
+      </w:pPr>
+      <w:r>
+        <w:t xml:space="preserve">Variante 2: Supón que tienes un evento social donde se consume alcohol, la noche antes de un compromiso importante al día siguiente. ¿Qué tan probable es que consumas alcohol hasta un punto que pueda afectar tu desempeño al día siguiente?</w:t>
+      </w:r>
+    </w:p>
+    <w:p>
+      <w:pPr>
+        <w:spacing w:after="60"/>
+        <w:ind w:left="200"/>
+      </w:pPr>
+      <w:r>
+        <w:t xml:space="preserve">Variante 3: Piensa en la siguiente situación: tienes un evento social donde se consume alcohol, la noche antes de un compromiso importante al día siguiente. ¿Qué tan probable es que consumas alcohol hasta un punto que pueda afectar tu desempeño al día siguiente?</w:t>
+      </w:r>
+    </w:p>
+    <w:p>
+      <w:pPr>
+        <w:spacing w:after="60"/>
+        <w:ind w:left="200"/>
+      </w:pPr>
+      <w:r>
+        <w:t xml:space="preserve">Variante 4: Si te encontraras en esta situación: tienes un evento social donde se consume alcohol, la noche antes de un compromiso importante al día siguiente, ¿qué tan probable es que consumas alcohol hasta un punto que pueda afectar tu desempeño al día siguiente?</w:t>
+      </w:r>
+    </w:p>
+    <w:p>
+      <w:pPr>
+        <w:spacing w:after="60"/>
+        <w:ind w:left="200"/>
+      </w:pPr>
+      <w:r>
+        <w:t xml:space="preserve">Variante 5: Tienes un evento social donde se consume alcohol, la noche antes de un compromiso importante al día siguiente. ¿Qué tan probable dirías que es que consumas alcohol hasta un punto que pueda afectar tu desempeño al día siguiente?</w:t>
+      </w:r>
+    </w:p>
+    <w:p>
+      <w:pPr>
+        <w:spacing w:after="90"/>
+      </w:pPr>
+      <w:r>
+        <w:rPr>
+          <w:b/>
+          <w:bCs/>
+        </w:rPr>
+        <w:t xml:space="preserve">Opciones de respuesta y valor de cada una: </w:t>
+      </w:r>
+      <w:r>
+        <w:t xml:space="preserve">Nada probable (0) / Poco probable (1) / Algo probable (2) / Muy probable (3)</w:t>
+      </w:r>
+    </w:p>
+    <w:p>
+      <w:pPr>
+        <w:spacing w:after="90"/>
+      </w:pPr>
+      <w:r>
+        <w:rPr>
+          <w:b/>
+          <w:bCs/>
+        </w:rPr>
+        <w:t xml:space="preserve">Dirección: </w:t>
+      </w:r>
+      <w:r>
+        <w:t xml:space="preserve">Directo</w:t>
+      </w:r>
+    </w:p>
+    <w:p>
+      <w:pPr>
+        <w:spacing w:after="90"/>
+      </w:pPr>
+      <w:r>
+        <w:rPr>
+          <w:b/>
+          <w:bCs/>
+        </w:rPr>
+        <w:t xml:space="preserve">Respuesta de menor riesgo: </w:t>
+      </w:r>
+      <w:r>
+        <w:t xml:space="preserve">Nada probable (valor 0)</w:t>
+      </w:r>
+    </w:p>
+    <w:p>
+      <w:pPr>
+        <w:spacing w:after="90"/>
+      </w:pPr>
+      <w:r>
+        <w:rPr>
+          <w:b/>
+          <w:bCs/>
+        </w:rPr>
+        <w:t xml:space="preserve">Valor psicométrico (cómo se transforma la respuesta cruda): </w:t>
+      </w:r>
+      <w:r>
+        <w:t xml:space="preserve">Escala 0-3 según el orden de las opciones listado arriba; reactivo directo, sin inversión.</w:t>
+      </w:r>
+    </w:p>
+    <w:p>
+      <w:pPr>
+        <w:spacing w:after="90"/>
+      </w:pPr>
+      <w:r>
+        <w:rPr>
+          <w:b/>
+          <w:bCs/>
+        </w:rPr>
+        <w:t xml:space="preserve">Reactivos de contraste (par espejo): </w:t>
+      </w:r>
+      <w:r>
+        <w:t xml:space="preserve">R130 (par espejo 5 de la dimensión)</w:t>
+      </w:r>
+    </w:p>
+    <w:p>
+      <w:pPr>
+        <w:spacing w:after="100"/>
+      </w:pPr>
+    </w:p>
+    <w:p>
+      <w:pPr>
+        <w:pStyle w:val="Heading3"/>
+        <w:spacing w:after="100" w:before="200"/>
+      </w:pPr>
+      <w:r>
+        <w:t xml:space="preserve">R130 — Percepción de terceros — indicador 1 (Frecuencia y cantidad declarada de consumo de alcohol o tabaco.)</w:t>
+      </w:r>
+    </w:p>
+    <w:p>
+      <w:pPr>
+        <w:spacing w:after="90"/>
+      </w:pPr>
+      <w:r>
+        <w:rPr>
+          <w:b/>
+          <w:bCs/>
+        </w:rPr>
+        <w:t xml:space="preserve">Tipo de reactivo: </w:t>
+      </w:r>
+      <w:r>
+        <w:t xml:space="preserve">2-Percepción de terceros</w:t>
+      </w:r>
+    </w:p>
+    <w:p>
+      <w:pPr>
+        <w:spacing w:after="90"/>
+      </w:pPr>
+      <w:r>
+        <w:rPr>
+          <w:b/>
+          <w:bCs/>
+        </w:rPr>
+        <w:t xml:space="preserve">Indicador conductual (Fase 1): </w:t>
+      </w:r>
+      <w:r>
+        <w:t xml:space="preserve">Frecuencia y cantidad declarada de consumo de alcohol o tabaco.</w:t>
+      </w:r>
+    </w:p>
+    <w:p>
+      <w:pPr>
+        <w:spacing w:after="90"/>
+      </w:pPr>
+      <w:r>
+        <w:rPr>
+          <w:b/>
+          <w:bCs/>
+        </w:rPr>
+        <w:t xml:space="preserve">Pregunta completa (variante base): </w:t>
+      </w:r>
+      <w:r>
+        <w:t xml:space="preserve">En tu experiencia, ¿qué tan frecuente dirías que es que las personas de tu entorno consuman alcohol o tabaco con una frecuencia que dirías que es alta?</w:t>
+      </w:r>
+    </w:p>
+    <w:p>
+      <w:pPr>
+        <w:spacing w:after="60"/>
+      </w:pPr>
+      <w:r>
+        <w:rPr>
+          <w:b/>
+          <w:bCs/>
+        </w:rPr>
+        <w:t xml:space="preserve">Variantes de redacción (se muestra 1 al azar por aplicación):</w:t>
+      </w:r>
+    </w:p>
+    <w:p>
+      <w:pPr>
+        <w:spacing w:after="60"/>
+        <w:ind w:left="200"/>
+      </w:pPr>
+      <w:r>
+        <w:t xml:space="preserve">Variante 1 (base): En tu experiencia, ¿qué tan frecuente dirías que es que las personas de tu entorno consuman alcohol o tabaco con una frecuencia que dirías que es alta?</w:t>
+      </w:r>
+    </w:p>
+    <w:p>
+      <w:pPr>
+        <w:spacing w:after="60"/>
+        <w:ind w:left="200"/>
+      </w:pPr>
+      <w:r>
+        <w:t xml:space="preserve">Variante 2: Pensando en las personas de tu entorno laboral, ¿con qué frecuencia dirías que ocurre que las personas de tu entorno consuman alcohol o tabaco con una frecuencia que dirías que es alta?</w:t>
+      </w:r>
+    </w:p>
+    <w:p>
+      <w:pPr>
+        <w:spacing w:after="60"/>
+        <w:ind w:left="200"/>
+      </w:pPr>
+      <w:r>
+        <w:t xml:space="preserve">Variante 3: ¿Qué tan seguido dirías que observas que las personas de tu entorno consuman alcohol o tabaco con una frecuencia que dirías que es alta?</w:t>
+      </w:r>
+    </w:p>
+    <w:p>
+      <w:pPr>
+        <w:spacing w:after="60"/>
+        <w:ind w:left="200"/>
+      </w:pPr>
+      <w:r>
+        <w:t xml:space="preserve">Variante 4: Según lo que has visto, ¿qué tan común dirías que es que las personas de tu entorno consuman alcohol o tabaco con una frecuencia que dirías que es alta?</w:t>
+      </w:r>
+    </w:p>
+    <w:p>
+      <w:pPr>
+        <w:spacing w:after="60"/>
+        <w:ind w:left="200"/>
+      </w:pPr>
+      <w:r>
+        <w:t xml:space="preserve">Variante 5: En tu entorno, ¿qué tan frecuentemente dirías que sucede que las personas de tu entorno consuman alcohol o tabaco con una frecuencia que dirías que es alta?</w:t>
+      </w:r>
+    </w:p>
+    <w:p>
+      <w:pPr>
+        <w:spacing w:after="90"/>
+      </w:pPr>
+      <w:r>
+        <w:rPr>
+          <w:b/>
+          <w:bCs/>
+        </w:rPr>
+        <w:t xml:space="preserve">Opciones de respuesta y valor de cada una: </w:t>
+      </w:r>
+      <w:r>
+        <w:t xml:space="preserve">Nunca o muy raro (0) / Ocasionalmente (1) / Con cierta frecuencia (2) / Muy frecuentemente (3)</w:t>
+      </w:r>
+    </w:p>
+    <w:p>
+      <w:pPr>
+        <w:spacing w:after="90"/>
+      </w:pPr>
+      <w:r>
+        <w:rPr>
+          <w:b/>
+          <w:bCs/>
+        </w:rPr>
+        <w:t xml:space="preserve">Dirección: </w:t>
+      </w:r>
+      <w:r>
+        <w:t xml:space="preserve">Directo</w:t>
+      </w:r>
+    </w:p>
+    <w:p>
+      <w:pPr>
+        <w:spacing w:after="90"/>
+      </w:pPr>
+      <w:r>
+        <w:rPr>
+          <w:b/>
+          <w:bCs/>
+        </w:rPr>
+        <w:t xml:space="preserve">Respuesta de menor riesgo: </w:t>
+      </w:r>
+      <w:r>
+        <w:t xml:space="preserve">Nunca o muy raro (valor 0)</w:t>
+      </w:r>
+    </w:p>
+    <w:p>
+      <w:pPr>
+        <w:spacing w:after="90"/>
+      </w:pPr>
+      <w:r>
+        <w:rPr>
+          <w:b/>
+          <w:bCs/>
+        </w:rPr>
+        <w:t xml:space="preserve">Valor psicométrico (cómo se transforma la respuesta cruda): </w:t>
+      </w:r>
+      <w:r>
+        <w:t xml:space="preserve">Escala 0-3 según el orden de las opciones listado arriba; reactivo directo, sin inversión.</w:t>
+      </w:r>
+    </w:p>
+    <w:p>
+      <w:pPr>
+        <w:spacing w:after="90"/>
+      </w:pPr>
+      <w:r>
+        <w:rPr>
+          <w:b/>
+          <w:bCs/>
+        </w:rPr>
+        <w:t xml:space="preserve">Reactivos de contraste (par espejo): </w:t>
+      </w:r>
+      <w:r>
+        <w:t xml:space="preserve">R129 (par espejo 5 de la dimensión)</w:t>
       </w:r>
     </w:p>
     <w:p>
